--- a/templates/20-financial-analysis-template.docx
+++ b/templates/20-financial-analysis-template.docx
@@ -21,7 +21,7 @@
         <w:pBdr>
           <w:bottom w:val="single" w:sz="6" w:color="D9D8D0"/>
         </w:pBdr>
-        <w:spacing w:before="0" w:after="200" w:line="252" w:lineRule="auto"/>
+        <w:spacing w:before="0" w:after="240" w:line="252" w:lineRule="auto"/>
       </w:pPr>
       <w:r>
         <w:rPr>
@@ -29,110 +29,7 @@
           <w:color w:val="6B6A66"/>
           <w:sz w:val="20"/>
         </w:rPr>
-        <w:t xml:space="preserve">Valuation and decision</w:t>
-      </w:r>
-    </w:p>
-    <w:p>
-      <w:pPr>
-        <w:spacing w:before="0" w:after="40" w:line="252" w:lineRule="auto"/>
-      </w:pPr>
-      <w:r>
-        <w:rPr>
-          <w:rFonts w:ascii="Aptos" w:hAnsi="Aptos"/>
-          <w:b/>
-          <w:caps/>
-          <w:color w:val="6B6A66"/>
-          <w:sz w:val="16"/>
-          <w:spacing w:val="20"/>
-        </w:rPr>
-        <w:t xml:space="preserve">What it is for</w:t>
-      </w:r>
-    </w:p>
-    <w:p>
-      <w:pPr>
-        <w:spacing w:before="0" w:after="160" w:line="252" w:lineRule="auto"/>
-      </w:pPr>
-      <w:r>
-        <w:rPr>
-          <w:rFonts w:ascii="Aptos" w:hAnsi="Aptos"/>
-          <w:color w:val="0B0B0B"/>
-          <w:sz w:val="20"/>
-        </w:rPr>
-        <w:t xml:space="preserve">Puts a monetary frame around a change: what it costs, what it returns, when the return arrives and what the money is worth once timing and risk are accounted for.</w:t>
-      </w:r>
-    </w:p>
-    <w:p>
-      <w:pPr>
-        <w:spacing w:before="0" w:after="40" w:line="252" w:lineRule="auto"/>
-      </w:pPr>
-      <w:r>
-        <w:rPr>
-          <w:rFonts w:ascii="Aptos" w:hAnsi="Aptos"/>
-          <w:b/>
-          <w:caps/>
-          <w:color w:val="6B6A66"/>
-          <w:sz w:val="16"/>
-          <w:spacing w:val="20"/>
-        </w:rPr>
-        <w:t xml:space="preserve">Reach for it when</w:t>
-      </w:r>
-    </w:p>
-    <w:p>
-      <w:pPr>
-        <w:spacing w:before="0" w:after="160" w:line="252" w:lineRule="auto"/>
-      </w:pPr>
-      <w:r>
-        <w:rPr>
-          <w:rFonts w:ascii="Aptos" w:hAnsi="Aptos"/>
-          <w:color w:val="0B0B0B"/>
-          <w:sz w:val="20"/>
-        </w:rPr>
-        <w:t xml:space="preserve">Reach for it whenever an option has to be justified in money, or when two options differ mainly in the timing of their costs and benefits rather than in their size.</w:t>
-      </w:r>
-    </w:p>
-    <w:p>
-      <w:pPr>
-        <w:spacing w:before="0" w:after="40" w:line="252" w:lineRule="auto"/>
-      </w:pPr>
-      <w:r>
-        <w:rPr>
-          <w:rFonts w:ascii="Aptos" w:hAnsi="Aptos"/>
-          <w:b/>
-          <w:caps/>
-          <w:color w:val="6B6A66"/>
-          <w:sz w:val="16"/>
-          <w:spacing w:val="20"/>
-        </w:rPr>
-        <w:t xml:space="preserve">Most often confused with</w:t>
-      </w:r>
-    </w:p>
-    <w:p>
-      <w:pPr>
-        <w:shd w:val="clear" w:fill="F7F7F5"/>
-        <w:spacing w:before="0" w:after="200" w:line="252" w:lineRule="auto"/>
-      </w:pPr>
-      <w:r>
-        <w:rPr>
-          <w:rFonts w:ascii="Aptos" w:hAnsi="Aptos"/>
-          <w:color w:val="0B0B0B"/>
-          <w:sz w:val="20"/>
-        </w:rPr>
-        <w:t xml:space="preserve">Financial analysis values what is already forecast; estimation produces the forecast. And a positive return is not the same as the best option: the exam repeatedly offers an option that is profitable but beaten by an alternative.</w:t>
-      </w:r>
-    </w:p>
-    <w:p>
-      <w:pPr>
-        <w:spacing w:before="160" w:after="40" w:line="252" w:lineRule="auto"/>
-      </w:pPr>
-      <w:r>
-        <w:rPr>
-          <w:rFonts w:ascii="Aptos" w:hAnsi="Aptos"/>
-          <w:b/>
-          <w:color w:val="184F95"/>
-          <w:sz w:val="18"/>
-          <w:spacing w:val="20"/>
-        </w:rPr>
-        <w:t xml:space="preserve">BLANK TEMPLATE — FILL THIS ONE IN</w:t>
+        <w:t xml:space="preserve">Blank template</w:t>
       </w:r>
     </w:p>
     <w:p>
@@ -144,7 +41,7 @@
           <w:rFonts w:ascii="Aptos" w:hAnsi="Aptos"/>
           <w:b/>
           <w:color w:val="0B0B0B"/>
-          <w:sz w:val="24"/>
+          <w:sz w:val="25"/>
         </w:rPr>
         <w:t xml:space="preserve">Financial Analysis — blank template</w:t>
       </w:r>
@@ -517,7 +414,7 @@
     </w:p>
     <w:p>
       <w:pPr>
-        <w:spacing w:before="0" w:after="160" w:line="252" w:lineRule="auto"/>
+        <w:spacing w:before="40" w:after="80" w:line="252" w:lineRule="auto"/>
       </w:pPr>
       <w:r>
         <w:rPr>
@@ -527,19 +424,6 @@
           <w:sz w:val="18"/>
         </w:rPr>
         <w:t xml:space="preserve">Place each item in one cell only. If it fits two, the axes are not yet sharp enough.</w:t>
-      </w:r>
-    </w:p>
-    <w:p>
-      <w:pPr>
-        <w:spacing w:before="120" w:after="80" w:line="252" w:lineRule="auto"/>
-      </w:pPr>
-      <w:r>
-        <w:rPr>
-          <w:rFonts w:ascii="Aptos" w:hAnsi="Aptos"/>
-          <w:color w:val="6B6A66"/>
-          <w:sz w:val="18"/>
-        </w:rPr>
-        <w:t xml:space="preserve">Tasks that use it: 6.4 Define Change Strategy  ·  7.6 Analyze Potential Value and Recommend Solution  ·  8.5 Recommend Actions to Increase Solution Value</w:t>
       </w:r>
     </w:p>
     <w:p>
